--- a/최종교재/25장_URL로_지도_공유.docx
+++ b/최종교재/25장_URL로_지도_공유.docx
@@ -685,7 +685,24 @@
           <w:i w:val="0"/>
           <w:color w:val="000000"/>
         </w:rPr>
-        <w:t>이 두 가지 특성을 함께 생각해 보겠습니다. 해시는 서버로 전송되지 않고, 값이 변경되어도 페이지가 다시 로드되지 않으며, 자바스크립트에서 자유롭게 읽고 쓸 수 있습니다. 즉, 애플리케이션의 상태 정보를 URL에 포함하기에 매우 적합한 부분이라고 할 수 있습니다. 실제로 많은 웹 애플리케이션에서 이 방식을 사용하고 있습니다. 이처럼 URL에 상태 정보를 포함하여 공유하는 방식을 딥 링크(deep link)[^1]라고 부릅니다.</w:t>
+        <w:t>이 두 가지 특성을 함께 생각해 보겠습니다. 해시는 서버로 전송되지 않고, 값이 변경되어도 페이지가 다시 로드되지 않으며, 자바스크립트에서 자유롭게 읽고 쓸 수 있습니다. 즉, 애플리케이션의 상태 정보를 URL에 포함하기에 매우 적합한 부분이라고 할 수 있습니다. 실제로 많은 웹 애플리케이션에서 이 방식을 사용하고 있습니다. 이처럼 URL에 상태 정보를 포함하여 공유하는 방식을 딥 링크(deep link)</w:t>
+      </w:r>
+      <w:r>
+        <w:rPr>
+          <w:b w:val="0"/>
+          <w:i w:val="0"/>
+          <w:color w:val="000000"/>
+          <w:vertAlign w:val="superscript"/>
+        </w:rPr>
+        <w:t>1</w:t>
+      </w:r>
+      <w:r>
+        <w:rPr>
+          <w:b w:val="0"/>
+          <w:i w:val="0"/>
+          <w:color w:val="000000"/>
+        </w:rPr>
+        <w:t>라고 부릅니다.</w:t>
       </w:r>
     </w:p>
     <w:p>
@@ -1031,7 +1048,6 @@
         <w:rPr>
           <w:b w:val="0"/>
           <w:i w:val="0"/>
-          <w:strike w:val="0"/>
           <w:color w:val="000000"/>
         </w:rPr>
         <w:t xml:space="preserve">프롬프트에 이 장에서 배운 설계가 그대로 들어 있습니다. </w:t>
@@ -1041,7 +1057,6 @@
           <w:rFonts w:ascii="Consolas" w:hAnsi="Consolas"/>
           <w:b w:val="0"/>
           <w:i w:val="0"/>
-          <w:strike w:val="0"/>
           <w:color w:val="000000"/>
           <w:sz w:val="17"/>
         </w:rPr>
@@ -1051,7 +1066,6 @@
         <w:rPr>
           <w:b w:val="0"/>
           <w:i w:val="0"/>
-          <w:strike w:val="0"/>
           <w:color w:val="000000"/>
         </w:rPr>
         <w:t xml:space="preserve">, </w:t>
@@ -1061,7 +1075,6 @@
           <w:rFonts w:ascii="Consolas" w:hAnsi="Consolas"/>
           <w:b w:val="0"/>
           <w:i w:val="0"/>
-          <w:strike w:val="0"/>
           <w:color w:val="000000"/>
           <w:sz w:val="17"/>
         </w:rPr>
@@ -1071,7 +1084,6 @@
         <w:rPr>
           <w:b w:val="0"/>
           <w:i w:val="0"/>
-          <w:strike w:val="0"/>
           <w:color w:val="000000"/>
         </w:rPr>
         <w:t xml:space="preserve">, 실패 대비까지 우리가 결정했고, AI는 그 결정을 코드로 옮깁니다. Claude Code가 만들어 준 </w:t>
@@ -1081,7 +1093,6 @@
           <w:rFonts w:ascii="Consolas" w:hAnsi="Consolas"/>
           <w:b w:val="0"/>
           <w:i w:val="0"/>
-          <w:strike w:val="0"/>
           <w:color w:val="000000"/>
           <w:sz w:val="17"/>
         </w:rPr>
@@ -1091,10 +1102,9 @@
         <w:rPr>
           <w:b w:val="0"/>
           <w:i w:val="0"/>
-          <w:strike w:val="0"/>
-          <w:color w:val="000000"/>
-        </w:rPr>
-        <w:t>의 앞부분입니다.</w:t>
+          <w:color w:val="000000"/>
+        </w:rPr>
+        <w:t>의 앞부분을 봅시다.</w:t>
       </w:r>
     </w:p>
     <w:p>
@@ -1301,90 +1311,81 @@
         <w:rPr>
           <w:b w:val="0"/>
           <w:i w:val="0"/>
-          <w:strike w:val="0"/>
-          <w:color w:val="000000"/>
-        </w:rPr>
-        <w:t>템플릿 문자열로 인코딩 — 백틱(</w:t>
+          <w:color w:val="000000"/>
+        </w:rPr>
+        <w:t>템플릿 문자열로 인코딩. 백틱(`</w:t>
       </w:r>
       <w:r>
         <w:rPr>
           <w:rFonts w:ascii="Consolas" w:hAnsi="Consolas"/>
           <w:b w:val="0"/>
           <w:i w:val="0"/>
-          <w:strike w:val="0"/>
           <w:color w:val="000000"/>
           <w:sz w:val="17"/>
         </w:rPr>
-        <w:t>`</w:t>
-      </w:r>
-      <w:r>
-        <w:rPr>
-          <w:b w:val="0"/>
-          <w:i w:val="0"/>
-          <w:strike w:val="0"/>
-          <w:color w:val="000000"/>
+        <w:t xml:space="preserve"> </w:t>
+      </w:r>
+      <w:r>
+        <w:rPr>
+          <w:b w:val="0"/>
+          <w:i w:val="0"/>
+          <w:color w:val="000000"/>
+        </w:rPr>
+        <w:t xml:space="preserve"> `</w:t>
+      </w:r>
+      <w:r>
+        <w:rPr>
+          <w:rFonts w:ascii="Consolas" w:hAnsi="Consolas"/>
+          <w:b w:val="0"/>
+          <w:i w:val="0"/>
+          <w:color w:val="000000"/>
+          <w:sz w:val="17"/>
         </w:rPr>
         <w:t xml:space="preserve">) 문자열 안에 </w:t>
       </w:r>
       <w:r>
         <w:rPr>
+          <w:b w:val="0"/>
+          <w:i w:val="0"/>
+          <w:color w:val="000000"/>
+        </w:rPr>
+        <w:t>${...}</w:t>
+      </w:r>
+      <w:r>
+        <w:rPr>
           <w:rFonts w:ascii="Consolas" w:hAnsi="Consolas"/>
           <w:b w:val="0"/>
           <w:i w:val="0"/>
-          <w:strike w:val="0"/>
           <w:color w:val="000000"/>
           <w:sz w:val="17"/>
         </w:rPr>
-        <w:t>${...}</w:t>
-      </w:r>
-      <w:r>
-        <w:rPr>
-          <w:b w:val="0"/>
-          <w:i w:val="0"/>
-          <w:strike w:val="0"/>
-          <w:color w:val="000000"/>
-        </w:rPr>
         <w:t xml:space="preserve">를 끼워 넣어 </w:t>
       </w:r>
       <w:r>
         <w:rPr>
+          <w:b w:val="0"/>
+          <w:i w:val="0"/>
+          <w:color w:val="000000"/>
+        </w:rPr>
+        <w:t>#37.54444,127.05611,4</w:t>
+      </w:r>
+      <w:r>
+        <w:rPr>
           <w:rFonts w:ascii="Consolas" w:hAnsi="Consolas"/>
           <w:b w:val="0"/>
           <w:i w:val="0"/>
-          <w:strike w:val="0"/>
           <w:color w:val="000000"/>
           <w:sz w:val="17"/>
         </w:rPr>
-        <w:t>#37.54444,127.05611,4</w:t>
-      </w:r>
-      <w:r>
-        <w:rPr>
-          <w:b w:val="0"/>
-          <w:i w:val="0"/>
-          <w:strike w:val="0"/>
-          <w:color w:val="000000"/>
-        </w:rPr>
         <w:t xml:space="preserve"> 형태를 조립합니다. </w:t>
       </w:r>
       <w:r>
         <w:rPr>
-          <w:rFonts w:ascii="Consolas" w:hAnsi="Consolas"/>
-          <w:b w:val="0"/>
-          <w:i w:val="0"/>
-          <w:strike w:val="0"/>
-          <w:color w:val="000000"/>
-          <w:sz w:val="17"/>
-        </w:rPr>
-        <w:t>toFixed(5)</w:t>
-      </w:r>
-      <w:r>
-        <w:rPr>
-          <w:b w:val="0"/>
-          <w:i w:val="0"/>
-          <w:strike w:val="0"/>
-          <w:color w:val="000000"/>
-        </w:rPr>
-        <w:t>로 좌표를 다섯 자리에서 반올림하는 것도 설계대로입니다. 이 한 줄이 이 장의 "인코더" 전부입니다.</w:t>
+          <w:b w:val="0"/>
+          <w:i w:val="0"/>
+          <w:color w:val="000000"/>
+        </w:rPr>
+        <w:t>toFixed(5)`로 좌표를 다섯 자리에서 반올림하는 부분도 앞에서 정한 대로입니다. 이 장에서 인코딩을 담당하는 코드는 이 한 줄뿐입니다.</w:t>
       </w:r>
     </w:p>
     <w:p>
@@ -1869,35 +1870,6 @@
       </w:r>
     </w:p>
     <w:p>
-      <w:r>
-        <w:rPr>
-          <w:b w:val="0"/>
-          <w:i w:val="0"/>
-          <w:strike w:val="0"/>
-          <w:color w:val="000000"/>
-        </w:rPr>
-        <w:t xml:space="preserve">열 줄 남짓한 함수인데, 두 번째 줄의 </w:t>
-      </w:r>
-      <w:r>
-        <w:rPr>
-          <w:rFonts w:ascii="Consolas" w:hAnsi="Consolas"/>
-          <w:b w:val="0"/>
-          <w:i w:val="0"/>
-          <w:strike w:val="0"/>
-          <w:color w:val="000000"/>
-          <w:sz w:val="17"/>
-        </w:rPr>
-        <w:t>/^#(-?[\d.]+),(-?[\d.]+),(\d+)$/</w:t>
-      </w:r>
-      <w:r>
-        <w:rPr>
-          <w:b w:val="0"/>
-          <w:i w:val="0"/>
-          <w:strike w:val="0"/>
-          <w:color w:val="000000"/>
-        </w:rPr>
-        <w:t>라는 외계어가 눈에 박힙니다. 이것이 정규식(정규 표현식, regular expression)</w:t>
-      </w:r>
       <w:hyperlink r:id="rId14">
         <w:r>
           <w:rPr>
@@ -1914,28 +1886,44 @@
         <w:rPr>
           <w:b w:val="0"/>
           <w:i w:val="0"/>
-          <w:strike w:val="0"/>
-          <w:color w:val="000000"/>
-        </w:rPr>
-        <w:t xml:space="preserve">입니다. 문자열이 특정 </w:t>
-      </w:r>
-      <w:r>
-        <w:rPr>
-          <w:b/>
-          <w:i w:val="0"/>
-          <w:strike w:val="0"/>
-          <w:color w:val="000000"/>
-        </w:rPr>
-        <w:t>패턴</w:t>
-      </w:r>
-      <w:r>
-        <w:rPr>
-          <w:b w:val="0"/>
-          <w:i w:val="0"/>
-          <w:strike w:val="0"/>
-          <w:color w:val="000000"/>
-        </w:rPr>
-        <w:t>에 맞는지 검사하고, 맞으면 원하는 조각을 뽑아내는 미니 언어죠. 처음 보면 고대 문자 같지만, 부품 단위로 자르면 다 읽을 수 있습니다. 왼쪽부터 해체해 봅시다.</w:t>
+          <w:color w:val="000000"/>
+        </w:rPr>
+        <w:t xml:space="preserve">열 줄 남짓한 함수인데, 두 번째 줄의 </w:t>
+      </w:r>
+      <w:r>
+        <w:rPr>
+          <w:rFonts w:ascii="Consolas" w:hAnsi="Consolas"/>
+          <w:b w:val="0"/>
+          <w:i w:val="0"/>
+          <w:color w:val="000000"/>
+          <w:sz w:val="17"/>
+        </w:rPr>
+        <w:t>/^#(-?[\d.]+),(-?[\d.]+),(\d+)$/</w:t>
+      </w:r>
+      <w:r>
+        <w:rPr>
+          <w:b w:val="0"/>
+          <w:i w:val="0"/>
+          <w:color w:val="000000"/>
+        </w:rPr>
+        <w:t>가 눈에 먼저 들어올 겁니다. 이런 표기를 정규식, 또는 정규 표현식</w:t>
+      </w:r>
+      <w:r>
+        <w:rPr>
+          <w:b w:val="0"/>
+          <w:i w:val="0"/>
+          <w:color w:val="000000"/>
+          <w:vertAlign w:val="superscript"/>
+        </w:rPr>
+        <w:t>2</w:t>
+      </w:r>
+      <w:r>
+        <w:rPr>
+          <w:b w:val="0"/>
+          <w:i w:val="0"/>
+          <w:color w:val="000000"/>
+        </w:rPr>
+        <w:t>이라고 부릅니다. 문자열이 특정 패턴에 맞는지 검사하고, 맞으면 원하는 조각을 뽑아내는 데 씁니다. 처음 보면 읽기 어렵지만 부품 단위로 자르면 다 읽을 수 있습니다. 왼쪽부터 하나씩 봅시다.</w:t>
       </w:r>
     </w:p>
     <w:tbl>
@@ -2779,7 +2767,6 @@
           <w:rFonts w:ascii="Consolas" w:hAnsi="Consolas"/>
           <w:b w:val="0"/>
           <w:i w:val="0"/>
-          <w:strike w:val="0"/>
           <w:color w:val="000000"/>
           <w:sz w:val="17"/>
         </w:rPr>
@@ -2789,7 +2776,6 @@
         <w:rPr>
           <w:b w:val="0"/>
           <w:i w:val="0"/>
-          <w:strike w:val="0"/>
           <w:color w:val="000000"/>
         </w:rPr>
         <w:t xml:space="preserve">와 </w:t>
@@ -2799,7 +2785,6 @@
           <w:rFonts w:ascii="Consolas" w:hAnsi="Consolas"/>
           <w:b w:val="0"/>
           <w:i w:val="0"/>
-          <w:strike w:val="0"/>
           <w:color w:val="000000"/>
           <w:sz w:val="17"/>
         </w:rPr>
@@ -2809,7 +2794,6 @@
         <w:rPr>
           <w:b w:val="0"/>
           <w:i w:val="0"/>
-          <w:strike w:val="0"/>
           <w:color w:val="000000"/>
         </w:rPr>
         <w:t xml:space="preserve">, 그리고 </w:t>
@@ -2819,7 +2803,6 @@
           <w:rFonts w:ascii="Consolas" w:hAnsi="Consolas"/>
           <w:b w:val="0"/>
           <w:i w:val="0"/>
-          <w:strike w:val="0"/>
           <w:color w:val="000000"/>
           <w:sz w:val="17"/>
         </w:rPr>
@@ -2829,17 +2812,15 @@
         <w:rPr>
           <w:b w:val="0"/>
           <w:i w:val="0"/>
-          <w:strike w:val="0"/>
-          <w:color w:val="000000"/>
-        </w:rPr>
-        <w:t xml:space="preserve">이 왜 필요한지 봅시다. 해시는 사용자가 주소창에서 마음대로 고칠 수 있는 값입니다. 누군가 </w:t>
+          <w:color w:val="000000"/>
+        </w:rPr>
+        <w:t xml:space="preserve">이 왜 필요한지 봅시다. 해시는 사용자가 주소창에서 마음대로 고칠 수 있습니다. 누군가 </w:t>
       </w:r>
       <w:r>
         <w:rPr>
           <w:rFonts w:ascii="Consolas" w:hAnsi="Consolas"/>
           <w:b w:val="0"/>
           <w:i w:val="0"/>
-          <w:strike w:val="0"/>
           <w:color w:val="000000"/>
           <w:sz w:val="17"/>
         </w:rPr>
@@ -2849,17 +2830,15 @@
         <w:rPr>
           <w:b w:val="0"/>
           <w:i w:val="0"/>
-          <w:strike w:val="0"/>
-          <w:color w:val="000000"/>
-        </w:rPr>
-        <w:t xml:space="preserve">나 </w:t>
+          <w:color w:val="000000"/>
+        </w:rPr>
+        <w:t xml:space="preserve">처럼 엉뚱한 값이나, 레벨이 빠진 </w:t>
       </w:r>
       <w:r>
         <w:rPr>
           <w:rFonts w:ascii="Consolas" w:hAnsi="Consolas"/>
           <w:b w:val="0"/>
           <w:i w:val="0"/>
-          <w:strike w:val="0"/>
           <w:color w:val="000000"/>
           <w:sz w:val="17"/>
         </w:rPr>
@@ -2869,17 +2848,15 @@
         <w:rPr>
           <w:b w:val="0"/>
           <w:i w:val="0"/>
-          <w:strike w:val="0"/>
-          <w:color w:val="000000"/>
-        </w:rPr>
-        <w:t xml:space="preserve">(레벨 빠짐), </w:t>
+          <w:color w:val="000000"/>
+        </w:rPr>
+        <w:t xml:space="preserve">, 값이 더 붙은 </w:t>
       </w:r>
       <w:r>
         <w:rPr>
           <w:rFonts w:ascii="Consolas" w:hAnsi="Consolas"/>
           <w:b w:val="0"/>
           <w:i w:val="0"/>
-          <w:strike w:val="0"/>
           <w:color w:val="000000"/>
           <w:sz w:val="17"/>
         </w:rPr>
@@ -2889,17 +2866,15 @@
         <w:rPr>
           <w:b w:val="0"/>
           <w:i w:val="0"/>
-          <w:strike w:val="0"/>
-          <w:color w:val="000000"/>
-        </w:rPr>
-        <w:t xml:space="preserve">(뭔가 더 붙음) 같은 링크로 들어올 수 있습니다. 앞뒤가 열린 느슨한 패턴이라면 이런 엉터리도 어중간하게 통과해서, </w:t>
+          <w:color w:val="000000"/>
+        </w:rPr>
+        <w:t xml:space="preserve"> 같은 링크로 들어올 수도 있습니다. 앞뒤가 열린 느슨한 패턴이라면 이런 엉터리도 어중간하게 통과합니다. 그러면 </w:t>
       </w:r>
       <w:r>
         <w:rPr>
           <w:rFonts w:ascii="Consolas" w:hAnsi="Consolas"/>
           <w:b w:val="0"/>
           <w:i w:val="0"/>
-          <w:strike w:val="0"/>
           <w:color w:val="000000"/>
           <w:sz w:val="17"/>
         </w:rPr>
@@ -2909,7 +2884,6 @@
         <w:rPr>
           <w:b w:val="0"/>
           <w:i w:val="0"/>
-          <w:strike w:val="0"/>
           <w:color w:val="000000"/>
         </w:rPr>
         <w:t xml:space="preserve"> 좌표로 지도를 만들다 앱이 깨질 수 있습니다. </w:t>
@@ -2919,7 +2893,6 @@
           <w:rFonts w:ascii="Consolas" w:hAnsi="Consolas"/>
           <w:b w:val="0"/>
           <w:i w:val="0"/>
-          <w:strike w:val="0"/>
           <w:color w:val="000000"/>
           <w:sz w:val="17"/>
         </w:rPr>
@@ -2929,7 +2902,6 @@
         <w:rPr>
           <w:b w:val="0"/>
           <w:i w:val="0"/>
-          <w:strike w:val="0"/>
           <w:color w:val="000000"/>
         </w:rPr>
         <w:t xml:space="preserve">와 </w:t>
@@ -2939,7 +2911,6 @@
           <w:rFonts w:ascii="Consolas" w:hAnsi="Consolas"/>
           <w:b w:val="0"/>
           <w:i w:val="0"/>
-          <w:strike w:val="0"/>
           <w:color w:val="000000"/>
           <w:sz w:val="17"/>
         </w:rPr>
@@ -2949,17 +2920,15 @@
         <w:rPr>
           <w:b w:val="0"/>
           <w:i w:val="0"/>
-          <w:strike w:val="0"/>
-          <w:color w:val="000000"/>
-        </w:rPr>
-        <w:t xml:space="preserve">로 양끝을 봉인한 덕분에 형식에서 한 글자라도 어긋나면 통째로 탈락하고, 함수는 얌전히 </w:t>
+          <w:color w:val="000000"/>
+        </w:rPr>
+        <w:t xml:space="preserve">로 양끝을 막아 두었으니 형식에서 한 글자라도 어긋나면 통째로 탈락합니다. 함수는 얌전히 </w:t>
       </w:r>
       <w:r>
         <w:rPr>
           <w:rFonts w:ascii="Consolas" w:hAnsi="Consolas"/>
           <w:b w:val="0"/>
           <w:i w:val="0"/>
-          <w:strike w:val="0"/>
           <w:color w:val="000000"/>
           <w:sz w:val="17"/>
         </w:rPr>
@@ -2969,35 +2938,15 @@
         <w:rPr>
           <w:b w:val="0"/>
           <w:i w:val="0"/>
-          <w:strike w:val="0"/>
-          <w:color w:val="000000"/>
-        </w:rPr>
-        <w:t xml:space="preserve">을 돌려줍니다. </w:t>
-      </w:r>
-      <w:r>
-        <w:rPr>
-          <w:b w:val="0"/>
-          <w:i w:val="0"/>
-          <w:strike w:val="0"/>
-          <w:color w:val="000000"/>
-        </w:rPr>
-        <w:t>23장</w:t>
-      </w:r>
-      <w:r>
-        <w:rPr>
-          <w:b w:val="0"/>
-          <w:i w:val="0"/>
-          <w:strike w:val="0"/>
-          <w:color w:val="000000"/>
-        </w:rPr>
-        <w:t xml:space="preserve">에서 </w:t>
+          <w:color w:val="000000"/>
+        </w:rPr>
+        <w:t xml:space="preserve">을 돌려줍니다. 23장에서 </w:t>
       </w:r>
       <w:r>
         <w:rPr>
           <w:rFonts w:ascii="Consolas" w:hAnsi="Consolas"/>
           <w:b w:val="0"/>
           <w:i w:val="0"/>
-          <w:strike w:val="0"/>
           <w:color w:val="000000"/>
           <w:sz w:val="17"/>
         </w:rPr>
@@ -3007,10 +2956,9 @@
         <w:rPr>
           <w:b w:val="0"/>
           <w:i w:val="0"/>
-          <w:strike w:val="0"/>
-          <w:color w:val="000000"/>
-        </w:rPr>
-        <w:t>로 배웠던 교훈이 여기서도 반복됩니다. 바깥에서 들어오는 값은 일단 의심한다. URL도 사용자 입력입니다.</w:t>
+          <w:color w:val="000000"/>
+        </w:rPr>
+        <w:t>을 만들며 배운 원칙을 여기서도 그대로 적용합니다. 바깥에서 들어오는 값은 일단 의심하는 편이 낫습니다. URL도 사용자 입력으로 취급합니다.</w:t>
       </w:r>
     </w:p>
     <w:p>
@@ -3233,17 +3181,15 @@
         <w:rPr>
           <w:b w:val="0"/>
           <w:i w:val="0"/>
-          <w:strike w:val="0"/>
-          <w:color w:val="000000"/>
-        </w:rPr>
-        <w:t xml:space="preserve">이제 읽는 쪽을 지도 생성에 연결합니다. Claude Code가 고친 </w:t>
+          <w:color w:val="000000"/>
+        </w:rPr>
+        <w:t xml:space="preserve">이제 읽는 쪽을 지도 생성에 연결하겠습니다. Claude Code가 고친 </w:t>
       </w:r>
       <w:r>
         <w:rPr>
           <w:rFonts w:ascii="Consolas" w:hAnsi="Consolas"/>
           <w:b w:val="0"/>
           <w:i w:val="0"/>
-          <w:strike w:val="0"/>
           <w:color w:val="000000"/>
           <w:sz w:val="17"/>
         </w:rPr>
@@ -3253,10 +3199,9 @@
         <w:rPr>
           <w:b w:val="0"/>
           <w:i w:val="0"/>
-          <w:strike w:val="0"/>
-          <w:color w:val="000000"/>
-        </w:rPr>
-        <w:t>의 지도 생성 부분입니다.</w:t>
+          <w:color w:val="000000"/>
+        </w:rPr>
+        <w:t>의 지도 생성 부분을 봅시다.</w:t>
       </w:r>
     </w:p>
     <w:p>
@@ -3679,16 +3624,8 @@
         <w:ind w:left="259"/>
       </w:pPr>
       <w:r>
-        <w:t xml:space="preserve">3. </w:t>
-      </w:r>
-      <w:r>
-        <w:rPr>
-          <w:b w:val="0"/>
-          <w:i w:val="0"/>
-          <w:strike w:val="0"/>
-          <w:color w:val="000000"/>
-        </w:rPr>
-        <w:t>새 탭을 열고 주소창에 ++ctrl+v++ 로 붙여 넣어 이동합니다.</w:t>
+        <w:rPr/>
+        <w:t>3. 새 탭을 열고 주소창에 Ctrl+V 로 붙여 넣어 이동합니다.</w:t>
       </w:r>
     </w:p>
     <w:p>
@@ -3859,7 +3796,6 @@
         <w:rPr>
           <w:b w:val="0"/>
           <w:i w:val="0"/>
-          <w:strike w:val="0"/>
           <w:color w:val="000000"/>
         </w:rPr>
         <w:t xml:space="preserve">혹시 복사 토스트 대신 "복사 실패" 안내가 뜬다면 접속 주소를 확인해 보세요. </w:t>
@@ -3869,7 +3805,6 @@
           <w:rFonts w:ascii="Consolas" w:hAnsi="Consolas"/>
           <w:b w:val="0"/>
           <w:i w:val="0"/>
-          <w:strike w:val="0"/>
           <w:color w:val="000000"/>
           <w:sz w:val="17"/>
         </w:rPr>
@@ -3879,7 +3814,6 @@
         <w:rPr>
           <w:b w:val="0"/>
           <w:i w:val="0"/>
-          <w:strike w:val="0"/>
           <w:color w:val="000000"/>
         </w:rPr>
         <w:t xml:space="preserve">이 아니라 </w:t>
@@ -3889,7 +3823,6 @@
           <w:rFonts w:ascii="Consolas" w:hAnsi="Consolas"/>
           <w:b w:val="0"/>
           <w:i w:val="0"/>
-          <w:strike w:val="0"/>
           <w:color w:val="000000"/>
           <w:sz w:val="17"/>
         </w:rPr>
@@ -3899,10 +3832,9 @@
         <w:rPr>
           <w:b w:val="0"/>
           <w:i w:val="0"/>
-          <w:strike w:val="0"/>
-          <w:color w:val="000000"/>
-        </w:rPr>
-        <w:t xml:space="preserve"> 같은 IP 주소로 접속했다면 클립보드 API의 보안 조건(https 또는 localhost)에 걸린 것입니다. 이 경우에도 주소창의 해시는 이미 갱신돼 있으니 URL을 손으로 복사하면 공유는 됩니다. 우리가 catch에서 그렇게 안내하도록 만들어 두었죠.</w:t>
+          <w:color w:val="000000"/>
+        </w:rPr>
+        <w:t xml:space="preserve"> 같은 IP 주소로 접속했다면 https 또는 localhost에서만 동작하는 클립보드 API의 보안 조건에 걸렸을 겁니다. 이때도 주소창의 해시는 이미 바뀌어 있으니 URL을 그대로 복사해 공유할 수 있습니다. 우리가 catch에서 그렇게 안내하도록 만들어 두었습니다.</w:t>
       </w:r>
     </w:p>
     <w:p>
@@ -4042,7 +3974,6 @@
         <w:rPr>
           <w:b w:val="0"/>
           <w:i w:val="0"/>
-          <w:strike w:val="0"/>
           <w:color w:val="000000"/>
         </w:rPr>
         <w:t xml:space="preserve">첫 번째 길: 해시에 데이터를 통째로 싣기. 장소 배열을 </w:t>
@@ -4052,7 +3983,6 @@
           <w:rFonts w:ascii="Consolas" w:hAnsi="Consolas"/>
           <w:b w:val="0"/>
           <w:i w:val="0"/>
-          <w:strike w:val="0"/>
           <w:color w:val="000000"/>
           <w:sz w:val="17"/>
         </w:rPr>
@@ -4062,10 +3992,9 @@
         <w:rPr>
           <w:b w:val="0"/>
           <w:i w:val="0"/>
-          <w:strike w:val="0"/>
-          <w:color w:val="000000"/>
-        </w:rPr>
-        <w:t>로 문자열화하고, URL에 넣어도 안전한 문자로 변환해 해시에 붙이는 방법입니다. 서버 없이 되니 지금 우리 실력으로도 도전할 수 있습니다. 다만 약점이 뚜렷합니다. URL이 순식간에 수천 글자로 불어나고, 브라우저·메신저마다 URL 길이 제한이 있어 장소가 수십 개만 돼도 잘려 나갈 수 있습니다. 장소 3~5개짜리 "미니 코스 공유" 정도가 현실적인 한계입니다.</w:t>
+          <w:color w:val="000000"/>
+        </w:rPr>
+        <w:t>로 문자열로 바꾸고, URL에 넣어도 안전한 문자로 변환해 해시에 붙이는 방법입니다. 서버 없이 되니 지금 우리 실력으로도 도전할 수 있습니다. 다만 약점이 뚜렷합니다. URL이 순식간에 수천 글자로 불어납니다. 브라우저와 메신저마다 URL 길이 제한이 있어 장소가 수십 개만 돼도 잘려 나갈 수 있습니다. 장소 3~5개짜리 "미니 코스 공유" 정도가 현실적인 한계일 겁니다.</w:t>
       </w:r>
     </w:p>
     <w:p>
@@ -4101,10 +4030,9 @@
         <w:rPr>
           <w:b w:val="0"/>
           <w:i w:val="0"/>
-          <w:strike w:val="0"/>
-          <w:color w:val="000000"/>
-        </w:rPr>
-        <w:t>어디까지 되고 어디부터 다른 기술이 필요한지 알아 두면 다음 설계가 쉬워집니다.</w:t>
+          <w:color w:val="000000"/>
+        </w:rPr>
+        <w:t>어디까지 되고 어디부터 다른 기술이 필요한지 알아 두면 다음 설계가 한결 쉬워질 겁니다.</w:t>
       </w:r>
     </w:p>
     <w:p>
@@ -5143,54 +5071,8 @@
         <w:ind w:left="259"/>
       </w:pPr>
       <w:r>
-        <w:t xml:space="preserve">3. </w:t>
-      </w:r>
-      <w:r>
-        <w:rPr>
-          <w:b w:val="0"/>
-          <w:i w:val="0"/>
-          <w:strike w:val="0"/>
-          <w:color w:val="000000"/>
-        </w:rPr>
-        <w:t xml:space="preserve">주소창의 해시를 </w:t>
-      </w:r>
-      <w:r>
-        <w:rPr>
-          <w:rFonts w:ascii="Consolas" w:hAnsi="Consolas"/>
-          <w:b w:val="0"/>
-          <w:i w:val="0"/>
-          <w:strike w:val="0"/>
-          <w:color w:val="000000"/>
-          <w:sz w:val="17"/>
-        </w:rPr>
-        <w:t>#37.56650,126.97800,1</w:t>
-      </w:r>
-      <w:r>
-        <w:rPr>
-          <w:b w:val="0"/>
-          <w:i w:val="0"/>
-          <w:strike w:val="0"/>
-          <w:color w:val="000000"/>
-        </w:rPr>
-        <w:t xml:space="preserve">로 직접 고쳐 접속해 보세요. 레벨 1은 어느 정도의 확대일까요? </w:t>
-      </w:r>
-      <w:r>
-        <w:rPr>
-          <w:b w:val="0"/>
-          <w:i w:val="0"/>
-          <w:strike w:val="0"/>
-          <w:color w:val="000000"/>
-        </w:rPr>
-        <w:t>14장</w:t>
-      </w:r>
-      <w:r>
-        <w:rPr>
-          <w:b w:val="0"/>
-          <w:i w:val="0"/>
-          <w:strike w:val="0"/>
-          <w:color w:val="000000"/>
-        </w:rPr>
-        <w:t>에서 배운 레벨 감각과 맞춰 보세요.</w:t>
+        <w:rPr/>
+        <w:t>3. 주소창의 해시를 #37.56650,126.97800,1로 직접 고쳐 접속해 보세요. 레벨 1은 어느 정도의 확대일까요? 18장에서 배운 레벨 감각과 맞춰 보세요.</w:t>
       </w:r>
     </w:p>
     <w:p>

--- a/최종교재/25장_URL로_지도_공유.docx
+++ b/최종교재/25장_URL로_지도_공유.docx
@@ -1034,13 +1034,12 @@
     <w:p>
       <w:r>
         <w:rPr>
-          <w:rFonts w:ascii="Segoe UI Emoji" w:hAnsi="Segoe UI Emoji" w:eastAsia="맑은 고딕"/>
-          <w:b w:val="0"/>
-          <w:i w:val="0"/>
-          <w:strike w:val="0"/>
-          <w:color w:val="000000"/>
-        </w:rPr>
-        <w:t>src/share.js를 새로 만들어줘. initShare 함수를 export하고, 🔗 공유 버튼(id=btn-share, 내 위치 버튼 아래에 index.html과 style.css도 추가)을 클릭하면 지도의 현재 중심 좌표와 레벨을 #위도,경도,레벨 해시로 만들어줘. 좌표는 toFixed(5)로 자르고, history.replaceState로 주소창에 반영한 다음, 전체 URL을 navigator.clipboard.writeText로 복사하고 toast로 "지도 링크를 복사했습니다!"라고 알려줘. 클립보드 복사가 실패할 수도 있으니 try-catch로 감싸고 실패 시 안내 토스트를 띄워줘.</w:t>
+          <w:rFonts w:ascii="Segoe UI Emoji" w:hAnsi="Segoe UI Emoji"/>
+          <w:b w:val="0"/>
+          <w:i w:val="0"/>
+          <w:color w:val="000000"/>
+        </w:rPr>
+        <w:t>지도의 현재 위치를 공유할 수 있는 기능을 src/share.js 파일로 분리하여 구현하여 주십시오. 공유 버튼을 클릭하면 현재 지도 화면의 중심 좌표와 확대 수준을 특정 형식으로 변환하여 주소 맨 뒤에 붙여주고, 주소 표시줄의 내용을 갱신하여 주십시오. 전체 주소를 사용자의 클립보드에 자동으로 복사한 뒤 "지도 링크를 복사했습니다!"라는 알림을 보여주도록 하며, 클립보드 복사 과정에서 오류가 발생할 수 있으므로 예외 처리를 적용하고 실패한 경우에는 그 사실을 알려주도록 하여 주십시오.</w:t>
       </w:r>
     </w:p>
     <w:p>
@@ -1758,7 +1757,7 @@
           <w:i w:val="0"/>
           <w:color w:val="000000"/>
         </w:rPr>
-        <w:t>이제 남은 작업, 즉 해시 값을 읽어와 지도의 초기 위치로 설정하는 파서를 구현하겠습니다. 웹 페이지에 접속할 때 URL의 해시 부분을 읽어와 지도의 초기 위치로 적용하는 과정입니다.</w:t>
+        <w:t>이제 남은 부분, 즉 웹사이트 주소에 포함된 위치 정보를 읽어와 지도의 초기 위치로 설정하는 기능을 구현하겠습니다. 페이지에 접속할 때 주소 끝 부분에 포함된 정보를 분석하여 지도가 처음 나타날 때의 위치와 확대 수준을 자동으로 설정하는 과정입니다.</w:t>
       </w:r>
     </w:p>
     <w:p>
@@ -1781,10 +1780,9 @@
         <w:rPr>
           <w:b w:val="0"/>
           <w:i w:val="0"/>
-          <w:strike w:val="0"/>
-          <w:color w:val="000000"/>
-        </w:rPr>
-        <w:t>share.js에 parseHash 함수를 추가로 export해줘. location.hash가 #위도,경도,레벨 형식이면 { lat, lng, level } 객체(모두 숫자)를 돌려주고, 형식이 다르거나 해시가 없으면 null을 돌려줘. 형식 검사는 정규식으로 엄격하게 하고, 정규식을 통과해도 위도 -90~90, 경도 -180~180, 레벨 1~14 범위를 벗어나면 null을 돌려줘. 그리고 main.js에서 지도를 만들 때 parseHash 결과가 있으면 그 위치와 레벨로, 없으면 기존 기본값으로 시작하게 고쳐줘.</w:t>
+          <w:color w:val="000000"/>
+        </w:rPr>
+        <w:t>앞서 작성한 공유 관련 기능에 주소 정보를 분석하는 함수를 추가하여 주십시오. 주소 끝 부분에 포함된 좌표와 확대 수준 정보를 판독하여 유효한 값인 경우 위치 정보를 반환하고, 형식이 맞지 않거나 정보가 없는 경우에는 아무 값도 반환하지 않도록 하십시오. 이때 좌표와 확대 수준이 실제로 존재하는 유효한 범위 내의 값인지 다시 한번 검토한 뒤 처리하며, 지도를 생성하는 부분에서는 주소 정보를 읽어온 경우 해당 위치를 기준으로 지도를 보여주고, 정보가 없는 경우에는 기본으로 설정한 위치를 기준으로 보여주도록 수정하여 주십시오.</w:t>
       </w:r>
     </w:p>
     <w:p>
